--- a/btabok/niveau-2/deel-13/reader.docx
+++ b/btabok/niveau-2/deel-13/reader.docx
@@ -312,7 +312,53 @@
     </w:p>
     <w:p>
       <w:pPr>
-        <w:spacing w:after="100" w:before="100"/>
+        <w:spacing w:after="80" w:before="200"/>
+        <w:jc w:val="center"/>
+      </w:pPr>
+      <w:r>
+        <w:drawing>
+          <wp:inline distT="0" distB="0" distL="0" distR="0">
+            <wp:extent cx="5715000" cy="3810000"/>
+            <wp:effectExtent t="0" r="0" b="0" l="0"/>
+            <wp:docPr id="1" name="figuur-13-1" descr="FIGUUR 13-1: het voorstel van Team Communicatie naast de capability-kaart van Meridiaan, met een vraagteken op de plek waar het voorstel zou moeten landen" title="Figuur 13-1"/>
+            <wp:cNvGraphicFramePr>
+              <a:graphicFrameLocks xmlns:a="http://schemas.openxmlformats.org/drawingml/2006/main" noChangeAspect="1"/>
+            </wp:cNvGraphicFramePr>
+            <a:graphic xmlns:a="http://schemas.openxmlformats.org/drawingml/2006/main">
+              <a:graphicData uri="http://schemas.openxmlformats.org/drawingml/2006/picture">
+                <pic:pic xmlns:pic="http://schemas.openxmlformats.org/drawingml/2006/picture">
+                  <pic:nvPicPr>
+                    <pic:cNvPr id="0" name="" descr=""/>
+                    <pic:cNvPicPr>
+                      <a:picLocks noChangeAspect="1" noChangeArrowheads="1"/>
+                    </pic:cNvPicPr>
+                  </pic:nvPicPr>
+                  <pic:blipFill>
+                    <a:blip r:embed="rId9" cstate="none"/>
+                    <a:srcRect/>
+                    <a:stretch>
+                      <a:fillRect/>
+                    </a:stretch>
+                  </pic:blipFill>
+                  <pic:spPr bwMode="auto">
+                    <a:xfrm>
+                      <a:off x="0" y="0"/>
+                      <a:ext cx="5715000" cy="3810000"/>
+                    </a:xfrm>
+                    <a:prstGeom prst="rect">
+                      <a:avLst/>
+                    </a:prstGeom>
+                  </pic:spPr>
+                </pic:pic>
+              </a:graphicData>
+            </a:graphic>
+          </wp:inline>
+        </w:drawing>
+      </w:r>
+    </w:p>
+    <w:p>
+      <w:pPr>
+        <w:jc w:val="center"/>
       </w:pPr>
       <w:r>
         <w:rPr>
@@ -320,10 +366,10 @@
           <w:i/>
           <w:iCs/>
           <w:color w:val="55606F"/>
-          <w:sz w:val="20"/>
-          <w:szCs w:val="20"/>
-        </w:rPr>
-        <w:t xml:space="preserve">[Figuur volgt later — FIGUUR 13-1: het voorstel van Team Communicatie naast de capability-kaart van Meridiaan, met een vraagteken op de plek waar het voorstel zou moeten landen]</w:t>
+          <w:sz w:val="18"/>
+          <w:szCs w:val="18"/>
+        </w:rPr>
+        <w:t xml:space="preserve">Figuur 13-1</w:t>
       </w:r>
     </w:p>
     <w:p>
@@ -378,7 +424,53 @@
     </w:p>
     <w:p>
       <w:pPr>
-        <w:spacing w:after="100" w:before="100"/>
+        <w:spacing w:after="80" w:before="200"/>
+        <w:jc w:val="center"/>
+      </w:pPr>
+      <w:r>
+        <w:drawing>
+          <wp:inline distT="0" distB="0" distL="0" distR="0">
+            <wp:extent cx="5715000" cy="3810000"/>
+            <wp:effectExtent t="0" r="0" b="0" l="0"/>
+            <wp:docPr id="1" name="figuur-13-2" descr="FIGUUR 13-2: fragment van Meridiaan's capability-kaart, met daarop drie mogelijke landingsplekken voor het chatbot-voorstel gemarkeerd" title="Figuur 13-2"/>
+            <wp:cNvGraphicFramePr>
+              <a:graphicFrameLocks xmlns:a="http://schemas.openxmlformats.org/drawingml/2006/main" noChangeAspect="1"/>
+            </wp:cNvGraphicFramePr>
+            <a:graphic xmlns:a="http://schemas.openxmlformats.org/drawingml/2006/main">
+              <a:graphicData uri="http://schemas.openxmlformats.org/drawingml/2006/picture">
+                <pic:pic xmlns:pic="http://schemas.openxmlformats.org/drawingml/2006/picture">
+                  <pic:nvPicPr>
+                    <pic:cNvPr id="0" name="" descr=""/>
+                    <pic:cNvPicPr>
+                      <a:picLocks noChangeAspect="1" noChangeArrowheads="1"/>
+                    </pic:cNvPicPr>
+                  </pic:nvPicPr>
+                  <pic:blipFill>
+                    <a:blip r:embed="rId10" cstate="none"/>
+                    <a:srcRect/>
+                    <a:stretch>
+                      <a:fillRect/>
+                    </a:stretch>
+                  </pic:blipFill>
+                  <pic:spPr bwMode="auto">
+                    <a:xfrm>
+                      <a:off x="0" y="0"/>
+                      <a:ext cx="5715000" cy="3810000"/>
+                    </a:xfrm>
+                    <a:prstGeom prst="rect">
+                      <a:avLst/>
+                    </a:prstGeom>
+                  </pic:spPr>
+                </pic:pic>
+              </a:graphicData>
+            </a:graphic>
+          </wp:inline>
+        </w:drawing>
+      </w:r>
+    </w:p>
+    <w:p>
+      <w:pPr>
+        <w:jc w:val="center"/>
       </w:pPr>
       <w:r>
         <w:rPr>
@@ -386,10 +478,10 @@
           <w:i/>
           <w:iCs/>
           <w:color w:val="55606F"/>
-          <w:sz w:val="20"/>
-          <w:szCs w:val="20"/>
-        </w:rPr>
-        <w:t xml:space="preserve">[Figuur volgt later — FIGUUR 13-2: fragment van Meridiaan's capability-kaart, met daarop drie mogelijke landingsplekken voor het chatbot-voorstel gemarkeerd]</w:t>
+          <w:sz w:val="18"/>
+          <w:szCs w:val="18"/>
+        </w:rPr>
+        <w:t xml:space="preserve">Figuur 13-2</w:t>
       </w:r>
     </w:p>
     <w:p>
@@ -610,7 +702,53 @@
     </w:p>
     <w:p>
       <w:pPr>
-        <w:spacing w:after="100" w:before="100"/>
+        <w:spacing w:after="80" w:before="200"/>
+        <w:jc w:val="center"/>
+      </w:pPr>
+      <w:r>
+        <w:drawing>
+          <wp:inline distT="0" distB="0" distL="0" distR="0">
+            <wp:extent cx="5715000" cy="3810000"/>
+            <wp:effectExtent t="0" r="0" b="0" l="0"/>
+            <wp:docPr id="1" name="figuur-13-3" descr="FIGUUR 13-3: twee organisaties naast elkaar — één met een duidelijke strategische richting die per sprint wendbaar bijstuurt, één zonder richting die per sprint van koers verandert — beide &quot;agile&quot; op het eerste gezicht" title="Figuur 13-3"/>
+            <wp:cNvGraphicFramePr>
+              <a:graphicFrameLocks xmlns:a="http://schemas.openxmlformats.org/drawingml/2006/main" noChangeAspect="1"/>
+            </wp:cNvGraphicFramePr>
+            <a:graphic xmlns:a="http://schemas.openxmlformats.org/drawingml/2006/main">
+              <a:graphicData uri="http://schemas.openxmlformats.org/drawingml/2006/picture">
+                <pic:pic xmlns:pic="http://schemas.openxmlformats.org/drawingml/2006/picture">
+                  <pic:nvPicPr>
+                    <pic:cNvPr id="0" name="" descr=""/>
+                    <pic:cNvPicPr>
+                      <a:picLocks noChangeAspect="1" noChangeArrowheads="1"/>
+                    </pic:cNvPicPr>
+                  </pic:nvPicPr>
+                  <pic:blipFill>
+                    <a:blip r:embed="rId11" cstate="none"/>
+                    <a:srcRect/>
+                    <a:stretch>
+                      <a:fillRect/>
+                    </a:stretch>
+                  </pic:blipFill>
+                  <pic:spPr bwMode="auto">
+                    <a:xfrm>
+                      <a:off x="0" y="0"/>
+                      <a:ext cx="5715000" cy="3810000"/>
+                    </a:xfrm>
+                    <a:prstGeom prst="rect">
+                      <a:avLst/>
+                    </a:prstGeom>
+                  </pic:spPr>
+                </pic:pic>
+              </a:graphicData>
+            </a:graphic>
+          </wp:inline>
+        </w:drawing>
+      </w:r>
+    </w:p>
+    <w:p>
+      <w:pPr>
+        <w:jc w:val="center"/>
       </w:pPr>
       <w:r>
         <w:rPr>
@@ -618,10 +756,10 @@
           <w:i/>
           <w:iCs/>
           <w:color w:val="55606F"/>
-          <w:sz w:val="20"/>
-          <w:szCs w:val="20"/>
-        </w:rPr>
-        <w:t xml:space="preserve">[Figuur volgt later — FIGUUR 13-3: twee organisaties naast elkaar — één met een duidelijke strategische richting die per sprint wendbaar bijstuurt, één zonder richting die per sprint van koers verandert — beide "agile" op het eerste gezicht]</w:t>
+          <w:sz w:val="18"/>
+          <w:szCs w:val="18"/>
+        </w:rPr>
+        <w:t xml:space="preserve">Figuur 13-3</w:t>
       </w:r>
     </w:p>
     <w:p>
@@ -676,7 +814,53 @@
     </w:p>
     <w:p>
       <w:pPr>
-        <w:spacing w:after="100" w:before="100"/>
+        <w:spacing w:after="80" w:before="200"/>
+        <w:jc w:val="center"/>
+      </w:pPr>
+      <w:r>
+        <w:drawing>
+          <wp:inline distT="0" distB="0" distL="0" distR="0">
+            <wp:extent cx="5715000" cy="3810000"/>
+            <wp:effectExtent t="0" r="0" b="0" l="0"/>
+            <wp:docPr id="1" name="figuur-13-4" descr="FIGUUR 13-4: transformatie in drie fasen — stabiliseren, uitbreiden, optimaliseren — met per fase een ander soort besluit toegestaan" title="Figuur 13-4"/>
+            <wp:cNvGraphicFramePr>
+              <a:graphicFrameLocks xmlns:a="http://schemas.openxmlformats.org/drawingml/2006/main" noChangeAspect="1"/>
+            </wp:cNvGraphicFramePr>
+            <a:graphic xmlns:a="http://schemas.openxmlformats.org/drawingml/2006/main">
+              <a:graphicData uri="http://schemas.openxmlformats.org/drawingml/2006/picture">
+                <pic:pic xmlns:pic="http://schemas.openxmlformats.org/drawingml/2006/picture">
+                  <pic:nvPicPr>
+                    <pic:cNvPr id="0" name="" descr=""/>
+                    <pic:cNvPicPr>
+                      <a:picLocks noChangeAspect="1" noChangeArrowheads="1"/>
+                    </pic:cNvPicPr>
+                  </pic:nvPicPr>
+                  <pic:blipFill>
+                    <a:blip r:embed="rId12" cstate="none"/>
+                    <a:srcRect/>
+                    <a:stretch>
+                      <a:fillRect/>
+                    </a:stretch>
+                  </pic:blipFill>
+                  <pic:spPr bwMode="auto">
+                    <a:xfrm>
+                      <a:off x="0" y="0"/>
+                      <a:ext cx="5715000" cy="3810000"/>
+                    </a:xfrm>
+                    <a:prstGeom prst="rect">
+                      <a:avLst/>
+                    </a:prstGeom>
+                  </pic:spPr>
+                </pic:pic>
+              </a:graphicData>
+            </a:graphic>
+          </wp:inline>
+        </w:drawing>
+      </w:r>
+    </w:p>
+    <w:p>
+      <w:pPr>
+        <w:jc w:val="center"/>
       </w:pPr>
       <w:r>
         <w:rPr>
@@ -684,10 +868,10 @@
           <w:i/>
           <w:iCs/>
           <w:color w:val="55606F"/>
-          <w:sz w:val="20"/>
-          <w:szCs w:val="20"/>
-        </w:rPr>
-        <w:t xml:space="preserve">[Figuur volgt later — FIGUUR 13-4: transformatie in drie fasen — stabiliseren, uitbreiden, optimaliseren — met per fase een ander soort besluit toegestaan]</w:t>
+          <w:sz w:val="18"/>
+          <w:szCs w:val="18"/>
+        </w:rPr>
+        <w:t xml:space="preserve">Figuur 13-4</w:t>
       </w:r>
     </w:p>
     <w:tbl>
